--- a/backend/templates/GSSG-VF_300-001_Vehicle_Fines.docx
+++ b/backend/templates/GSSG-VF_300-001_Vehicle_Fines.docx
@@ -66,6 +66,7 @@
           </w:tcPr>
           <w:p>
             <w:pPr>
+              <w:bidi/>
               <w:jc w:val="center"/>
               <w:rPr>
                 <w:rFonts w:ascii="Arial Narrow" w:hAnsi="Arial Narrow" w:cs="Calibri"/>
@@ -76,7 +77,6 @@
                 <w:rtl/>
                 <w:lang w:val="en-AE" w:bidi="ar-AE"/>
               </w:rPr>
-              <w:bidi/>
             </w:pPr>
             <w:r>
               <w:rPr>
@@ -85,8 +85,8 @@
                 <w:bCs/>
                 <w:sz w:val="52"/>
                 <w:szCs w:val="52"/>
+                <w:rtl/>
                 <w:lang w:val="en-AE" w:bidi="ar-AE"/>
-                <w:rtl/>
               </w:rPr>
               <w:t>{{ plate }}</w:t>
             </w:r>
@@ -122,6 +122,8 @@
     </w:p>
     <w:p>
       <w:pPr>
+        <w:bidi/>
+        <w:spacing w:before="80" w:after="80"/>
         <w:jc w:val="center"/>
         <w:rPr>
           <w:rFonts w:cstheme="minorHAnsi"/>
@@ -131,8 +133,6 @@
           <w:szCs w:val="72"/>
           <w:lang w:val="en-AE"/>
         </w:rPr>
-        <w:bidi/>
-        <w:spacing w:before="80" w:after="80"/>
       </w:pPr>
       <w:r>
         <w:rPr>
@@ -154,7 +154,7 @@
         <w:gridCol w:w="2099"/>
         <w:gridCol w:w="1840"/>
         <w:gridCol w:w="2785"/>
-        <w:gridCol w:w="477"/>
+        <w:gridCol w:w="826"/>
       </w:tblGrid>
       <w:tr>
         <w:trPr>
@@ -458,6 +458,7 @@
           </w:tcPr>
           <w:p>
             <w:pPr>
+              <w:bidi/>
               <w:jc w:val="center"/>
               <w:rPr>
                 <w:rFonts w:cstheme="minorHAnsi"/>
@@ -465,7 +466,6 @@
                 <w:szCs w:val="32"/>
                 <w:rtl/>
               </w:rPr>
-              <w:bidi/>
             </w:pPr>
             <w:r>
               <w:rPr>
@@ -488,6 +488,7 @@
           </w:tcPr>
           <w:p>
             <w:pPr>
+              <w:bidi/>
               <w:jc w:val="center"/>
               <w:cnfStyle w:val="000000100000" w:firstRow="0" w:lastRow="0" w:firstColumn="0" w:lastColumn="0" w:oddVBand="0" w:evenVBand="0" w:oddHBand="1" w:evenHBand="0" w:firstRowFirstColumn="0" w:firstRowLastColumn="0" w:lastRowFirstColumn="0" w:lastRowLastColumn="0"/>
               <w:rPr>
@@ -497,17 +498,7 @@
                 <w:rtl/>
                 <w:lang w:val="en-AE" w:bidi="ar-AE"/>
               </w:rPr>
-              <w:bidi/>
             </w:pPr>
-            <w:r>
-              <w:rPr>
-                <w:rFonts w:cstheme="minorHAnsi"/>
-                <w:sz w:val="32"/>
-                <w:szCs w:val="32"/>
-                <w:rtl/>
-              </w:rPr>
-              <w:t/>
-            </w:r>
           </w:p>
         </w:tc>
         <w:tc>
@@ -519,6 +510,7 @@
           </w:tcPr>
           <w:p>
             <w:pPr>
+              <w:bidi/>
               <w:jc w:val="center"/>
               <w:cnfStyle w:val="000000100000" w:firstRow="0" w:lastRow="0" w:firstColumn="0" w:lastColumn="0" w:oddVBand="0" w:evenVBand="0" w:oddHBand="1" w:evenHBand="0" w:firstRowFirstColumn="0" w:firstRowLastColumn="0" w:lastRowFirstColumn="0" w:lastRowLastColumn="0"/>
               <w:rPr>
@@ -527,17 +519,7 @@
                 <w:szCs w:val="32"/>
                 <w:rtl/>
               </w:rPr>
-              <w:bidi/>
             </w:pPr>
-            <w:r>
-              <w:rPr>
-                <w:rFonts w:cstheme="minorHAnsi"/>
-                <w:sz w:val="32"/>
-                <w:szCs w:val="32"/>
-                <w:rtl/>
-              </w:rPr>
-              <w:t/>
-            </w:r>
           </w:p>
         </w:tc>
         <w:tc>
@@ -549,6 +531,7 @@
           </w:tcPr>
           <w:p>
             <w:pPr>
+              <w:bidi/>
               <w:jc w:val="center"/>
               <w:cnfStyle w:val="000000100000" w:firstRow="0" w:lastRow="0" w:firstColumn="0" w:lastColumn="0" w:oddVBand="0" w:evenVBand="0" w:oddHBand="1" w:evenHBand="0" w:firstRowFirstColumn="0" w:firstRowLastColumn="0" w:lastRowFirstColumn="0" w:lastRowLastColumn="0"/>
               <w:rPr>
@@ -557,17 +540,7 @@
                 <w:szCs w:val="32"/>
                 <w:rtl/>
               </w:rPr>
-              <w:bidi/>
             </w:pPr>
-            <w:r>
-              <w:rPr>
-                <w:rFonts w:cstheme="minorHAnsi"/>
-                <w:sz w:val="32"/>
-                <w:szCs w:val="32"/>
-                <w:rtl/>
-              </w:rPr>
-              <w:t/>
-            </w:r>
           </w:p>
         </w:tc>
         <w:tc>
@@ -580,6 +553,7 @@
           </w:tcPr>
           <w:p>
             <w:pPr>
+              <w:bidi/>
               <w:jc w:val="center"/>
               <w:cnfStyle w:val="000000100000" w:firstRow="0" w:lastRow="0" w:firstColumn="0" w:lastColumn="0" w:oddVBand="0" w:evenVBand="0" w:oddHBand="1" w:evenHBand="0" w:firstRowFirstColumn="0" w:firstRowLastColumn="0" w:lastRowFirstColumn="0" w:lastRowLastColumn="0"/>
               <w:rPr>
@@ -589,18 +563,7 @@
                 <w:rtl/>
                 <w:lang w:bidi="ar-AE"/>
               </w:rPr>
-              <w:bidi/>
             </w:pPr>
-            <w:r>
-              <w:rPr>
-                <w:rFonts w:cstheme="minorHAnsi"/>
-                <w:sz w:val="32"/>
-                <w:szCs w:val="32"/>
-                <w:rtl/>
-                <w:lang w:bidi="ar-AE"/>
-              </w:rPr>
-              <w:t/>
-            </w:r>
           </w:p>
         </w:tc>
         <w:tc>
@@ -613,6 +576,7 @@
           </w:tcPr>
           <w:p>
             <w:pPr>
+              <w:bidi/>
               <w:jc w:val="center"/>
               <w:cnfStyle w:val="000000100000" w:firstRow="0" w:lastRow="0" w:firstColumn="0" w:lastColumn="0" w:oddVBand="0" w:evenVBand="0" w:oddHBand="1" w:evenHBand="0" w:firstRowFirstColumn="0" w:firstRowLastColumn="0" w:lastRowFirstColumn="0" w:lastRowLastColumn="0"/>
               <w:rPr>
@@ -621,23 +585,12 @@
                 <w:szCs w:val="32"/>
                 <w:rtl/>
               </w:rPr>
-              <w:bidi/>
             </w:pPr>
-            <w:r>
-              <w:rPr>
-                <w:rFonts w:cstheme="minorHAnsi"/>
-                <w:sz w:val="32"/>
-                <w:szCs w:val="32"/>
-                <w:rtl/>
-              </w:rPr>
-              <w:t/>
-            </w:r>
           </w:p>
         </w:tc>
       </w:tr>
       <w:tr>
         <w:trPr>
-          <w:cnfStyle w:val="000000100000" w:firstRow="0" w:lastRow="0" w:firstColumn="0" w:lastColumn="0" w:oddVBand="0" w:evenVBand="0" w:oddHBand="1" w:evenHBand="0" w:firstRowFirstColumn="0" w:firstRowLastColumn="0" w:lastRowFirstColumn="0" w:lastRowLastColumn="0"/>
           <w:trHeight w:val="327"/>
         </w:trPr>
         <w:tc>
@@ -651,6 +604,7 @@
           </w:tcPr>
           <w:p>
             <w:pPr>
+              <w:bidi/>
               <w:jc w:val="center"/>
               <w:rPr>
                 <w:rFonts w:cstheme="minorHAnsi"/>
@@ -658,7 +612,6 @@
                 <w:szCs w:val="32"/>
                 <w:rtl/>
               </w:rPr>
-              <w:bidi/>
             </w:pPr>
             <w:r>
               <w:rPr>
@@ -681,8 +634,9 @@
           </w:tcPr>
           <w:p>
             <w:pPr>
+              <w:bidi/>
               <w:jc w:val="center"/>
-              <w:cnfStyle w:val="000000100000" w:firstRow="0" w:lastRow="0" w:firstColumn="0" w:lastColumn="0" w:oddVBand="0" w:evenVBand="0" w:oddHBand="1" w:evenHBand="0" w:firstRowFirstColumn="0" w:firstRowLastColumn="0" w:lastRowFirstColumn="0" w:lastRowLastColumn="0"/>
+              <w:cnfStyle w:val="000000000000" w:firstRow="0" w:lastRow="0" w:firstColumn="0" w:lastColumn="0" w:oddVBand="0" w:evenVBand="0" w:oddHBand="0" w:evenHBand="0" w:firstRowFirstColumn="0" w:firstRowLastColumn="0" w:lastRowFirstColumn="0" w:lastRowLastColumn="0"/>
               <w:rPr>
                 <w:rFonts w:cstheme="minorHAnsi"/>
                 <w:sz w:val="32"/>
@@ -690,7 +644,6 @@
                 <w:rtl/>
                 <w:lang w:val="en-AE" w:bidi="ar-AE"/>
               </w:rPr>
-              <w:bidi/>
             </w:pPr>
             <w:r>
               <w:rPr>
@@ -712,15 +665,15 @@
           </w:tcPr>
           <w:p>
             <w:pPr>
+              <w:bidi/>
               <w:jc w:val="center"/>
-              <w:cnfStyle w:val="000000100000" w:firstRow="0" w:lastRow="0" w:firstColumn="0" w:lastColumn="0" w:oddVBand="0" w:evenVBand="0" w:oddHBand="1" w:evenHBand="0" w:firstRowFirstColumn="0" w:firstRowLastColumn="0" w:lastRowFirstColumn="0" w:lastRowLastColumn="0"/>
+              <w:cnfStyle w:val="000000000000" w:firstRow="0" w:lastRow="0" w:firstColumn="0" w:lastColumn="0" w:oddVBand="0" w:evenVBand="0" w:oddHBand="0" w:evenHBand="0" w:firstRowFirstColumn="0" w:firstRowLastColumn="0" w:lastRowFirstColumn="0" w:lastRowLastColumn="0"/>
               <w:rPr>
                 <w:rFonts w:cstheme="minorHAnsi"/>
                 <w:sz w:val="32"/>
                 <w:szCs w:val="32"/>
                 <w:rtl/>
               </w:rPr>
-              <w:bidi/>
             </w:pPr>
             <w:r>
               <w:rPr>
@@ -742,15 +695,15 @@
           </w:tcPr>
           <w:p>
             <w:pPr>
+              <w:bidi/>
               <w:jc w:val="center"/>
-              <w:cnfStyle w:val="000000100000" w:firstRow="0" w:lastRow="0" w:firstColumn="0" w:lastColumn="0" w:oddVBand="0" w:evenVBand="0" w:oddHBand="1" w:evenHBand="0" w:firstRowFirstColumn="0" w:firstRowLastColumn="0" w:lastRowFirstColumn="0" w:lastRowLastColumn="0"/>
+              <w:cnfStyle w:val="000000000000" w:firstRow="0" w:lastRow="0" w:firstColumn="0" w:lastColumn="0" w:oddVBand="0" w:evenVBand="0" w:oddHBand="0" w:evenHBand="0" w:firstRowFirstColumn="0" w:firstRowLastColumn="0" w:lastRowFirstColumn="0" w:lastRowLastColumn="0"/>
               <w:rPr>
                 <w:rFonts w:cstheme="minorHAnsi"/>
                 <w:sz w:val="32"/>
                 <w:szCs w:val="32"/>
                 <w:rtl/>
               </w:rPr>
-              <w:bidi/>
             </w:pPr>
             <w:r>
               <w:rPr>
@@ -773,8 +726,9 @@
           </w:tcPr>
           <w:p>
             <w:pPr>
+              <w:bidi/>
               <w:jc w:val="center"/>
-              <w:cnfStyle w:val="000000100000" w:firstRow="0" w:lastRow="0" w:firstColumn="0" w:lastColumn="0" w:oddVBand="0" w:evenVBand="0" w:oddHBand="1" w:evenHBand="0" w:firstRowFirstColumn="0" w:firstRowLastColumn="0" w:lastRowFirstColumn="0" w:lastRowLastColumn="0"/>
+              <w:cnfStyle w:val="000000000000" w:firstRow="0" w:lastRow="0" w:firstColumn="0" w:lastColumn="0" w:oddVBand="0" w:evenVBand="0" w:oddHBand="0" w:evenHBand="0" w:firstRowFirstColumn="0" w:firstRowLastColumn="0" w:lastRowFirstColumn="0" w:lastRowLastColumn="0"/>
               <w:rPr>
                 <w:rFonts w:cstheme="minorHAnsi"/>
                 <w:sz w:val="32"/>
@@ -782,7 +736,6 @@
                 <w:rtl/>
                 <w:lang w:bidi="ar-AE"/>
               </w:rPr>
-              <w:bidi/>
             </w:pPr>
             <w:r>
               <w:rPr>
@@ -806,15 +759,15 @@
           </w:tcPr>
           <w:p>
             <w:pPr>
+              <w:bidi/>
               <w:jc w:val="center"/>
-              <w:cnfStyle w:val="000000100000" w:firstRow="0" w:lastRow="0" w:firstColumn="0" w:lastColumn="0" w:oddVBand="0" w:evenVBand="0" w:oddHBand="1" w:evenHBand="0" w:firstRowFirstColumn="0" w:firstRowLastColumn="0" w:lastRowFirstColumn="0" w:lastRowLastColumn="0"/>
+              <w:cnfStyle w:val="000000000000" w:firstRow="0" w:lastRow="0" w:firstColumn="0" w:lastColumn="0" w:oddVBand="0" w:evenVBand="0" w:oddHBand="0" w:evenHBand="0" w:firstRowFirstColumn="0" w:firstRowLastColumn="0" w:lastRowFirstColumn="0" w:lastRowLastColumn="0"/>
               <w:rPr>
                 <w:rFonts w:cstheme="minorHAnsi"/>
                 <w:sz w:val="32"/>
                 <w:szCs w:val="32"/>
                 <w:rtl/>
               </w:rPr>
-              <w:bidi/>
             </w:pPr>
             <w:r>
               <w:rPr>
@@ -844,6 +797,7 @@
           </w:tcPr>
           <w:p>
             <w:pPr>
+              <w:bidi/>
               <w:jc w:val="center"/>
               <w:rPr>
                 <w:rFonts w:cstheme="minorHAnsi"/>
@@ -851,7 +805,6 @@
                 <w:szCs w:val="32"/>
                 <w:rtl/>
               </w:rPr>
-              <w:bidi/>
             </w:pPr>
             <w:r>
               <w:rPr>
@@ -874,6 +827,7 @@
           </w:tcPr>
           <w:p>
             <w:pPr>
+              <w:bidi/>
               <w:jc w:val="center"/>
               <w:cnfStyle w:val="000000100000" w:firstRow="0" w:lastRow="0" w:firstColumn="0" w:lastColumn="0" w:oddVBand="0" w:evenVBand="0" w:oddHBand="1" w:evenHBand="0" w:firstRowFirstColumn="0" w:firstRowLastColumn="0" w:lastRowFirstColumn="0" w:lastRowLastColumn="0"/>
               <w:rPr>
@@ -883,17 +837,7 @@
                 <w:rtl/>
                 <w:lang w:val="en-AE" w:bidi="ar-AE"/>
               </w:rPr>
-              <w:bidi/>
             </w:pPr>
-            <w:r>
-              <w:rPr>
-                <w:rFonts w:cstheme="minorHAnsi"/>
-                <w:sz w:val="32"/>
-                <w:szCs w:val="32"/>
-                <w:rtl/>
-              </w:rPr>
-              <w:t/>
-            </w:r>
           </w:p>
         </w:tc>
         <w:tc>
@@ -905,6 +849,7 @@
           </w:tcPr>
           <w:p>
             <w:pPr>
+              <w:bidi/>
               <w:jc w:val="center"/>
               <w:cnfStyle w:val="000000100000" w:firstRow="0" w:lastRow="0" w:firstColumn="0" w:lastColumn="0" w:oddVBand="0" w:evenVBand="0" w:oddHBand="1" w:evenHBand="0" w:firstRowFirstColumn="0" w:firstRowLastColumn="0" w:lastRowFirstColumn="0" w:lastRowLastColumn="0"/>
               <w:rPr>
@@ -913,17 +858,7 @@
                 <w:szCs w:val="32"/>
                 <w:rtl/>
               </w:rPr>
-              <w:bidi/>
             </w:pPr>
-            <w:r>
-              <w:rPr>
-                <w:rFonts w:cstheme="minorHAnsi"/>
-                <w:sz w:val="32"/>
-                <w:szCs w:val="32"/>
-                <w:rtl/>
-              </w:rPr>
-              <w:t/>
-            </w:r>
           </w:p>
         </w:tc>
         <w:tc>
@@ -935,6 +870,7 @@
           </w:tcPr>
           <w:p>
             <w:pPr>
+              <w:bidi/>
               <w:jc w:val="center"/>
               <w:cnfStyle w:val="000000100000" w:firstRow="0" w:lastRow="0" w:firstColumn="0" w:lastColumn="0" w:oddVBand="0" w:evenVBand="0" w:oddHBand="1" w:evenHBand="0" w:firstRowFirstColumn="0" w:firstRowLastColumn="0" w:lastRowFirstColumn="0" w:lastRowLastColumn="0"/>
               <w:rPr>
@@ -943,17 +879,7 @@
                 <w:szCs w:val="32"/>
                 <w:rtl/>
               </w:rPr>
-              <w:bidi/>
             </w:pPr>
-            <w:r>
-              <w:rPr>
-                <w:rFonts w:cstheme="minorHAnsi"/>
-                <w:sz w:val="32"/>
-                <w:szCs w:val="32"/>
-                <w:rtl/>
-              </w:rPr>
-              <w:t/>
-            </w:r>
           </w:p>
         </w:tc>
         <w:tc>
@@ -966,6 +892,7 @@
           </w:tcPr>
           <w:p>
             <w:pPr>
+              <w:bidi/>
               <w:jc w:val="center"/>
               <w:cnfStyle w:val="000000100000" w:firstRow="0" w:lastRow="0" w:firstColumn="0" w:lastColumn="0" w:oddVBand="0" w:evenVBand="0" w:oddHBand="1" w:evenHBand="0" w:firstRowFirstColumn="0" w:firstRowLastColumn="0" w:lastRowFirstColumn="0" w:lastRowLastColumn="0"/>
               <w:rPr>
@@ -975,18 +902,7 @@
                 <w:rtl/>
                 <w:lang w:bidi="ar-AE"/>
               </w:rPr>
-              <w:bidi/>
             </w:pPr>
-            <w:r>
-              <w:rPr>
-                <w:rFonts w:cstheme="minorHAnsi"/>
-                <w:sz w:val="32"/>
-                <w:szCs w:val="32"/>
-                <w:rtl/>
-                <w:lang w:bidi="ar-AE"/>
-              </w:rPr>
-              <w:t/>
-            </w:r>
           </w:p>
         </w:tc>
         <w:tc>
@@ -999,6 +915,7 @@
           </w:tcPr>
           <w:p>
             <w:pPr>
+              <w:bidi/>
               <w:jc w:val="center"/>
               <w:cnfStyle w:val="000000100000" w:firstRow="0" w:lastRow="0" w:firstColumn="0" w:lastColumn="0" w:oddVBand="0" w:evenVBand="0" w:oddHBand="1" w:evenHBand="0" w:firstRowFirstColumn="0" w:firstRowLastColumn="0" w:lastRowFirstColumn="0" w:lastRowLastColumn="0"/>
               <w:rPr>
@@ -1007,17 +924,7 @@
                 <w:szCs w:val="32"/>
                 <w:rtl/>
               </w:rPr>
-              <w:bidi/>
             </w:pPr>
-            <w:r>
-              <w:rPr>
-                <w:rFonts w:cstheme="minorHAnsi"/>
-                <w:sz w:val="32"/>
-                <w:szCs w:val="32"/>
-                <w:rtl/>
-              </w:rPr>
-              <w:t/>
-            </w:r>
           </w:p>
         </w:tc>
       </w:tr>
@@ -1101,7 +1008,7 @@
       <w:headerReference w:type="default" r:id="rId6"/>
       <w:footerReference w:type="default" r:id="rId7"/>
       <w:pgSz w:w="11906" w:h="16838"/>
-      <w:pgMar w:top="1440" w:right="424" w:bottom="1440" w:left="993" w:header="708" w:footer="708" w:gutter="0"/>
+      <w:pgMar w:top="1440" w:right="424" w:bottom="1440" w:left="425" w:header="709" w:footer="709" w:gutter="0"/>
       <w:cols w:space="708"/>
       <w:docGrid w:linePitch="360"/>
     </w:sectPr>
@@ -1142,6 +1049,128 @@
     </w:pPr>
     <w:r>
       <w:rPr>
+        <w:noProof/>
+      </w:rPr>
+      <mc:AlternateContent>
+        <mc:Choice Requires="wps">
+          <w:drawing>
+            <wp:anchor distT="45720" distB="45720" distL="114300" distR="114300" simplePos="0" relativeHeight="251662336" behindDoc="0" locked="0" layoutInCell="1" allowOverlap="1" wp14:anchorId="275726DF" wp14:editId="23CF0BEE">
+              <wp:simplePos x="0" y="0"/>
+              <wp:positionH relativeFrom="margin">
+                <wp:align>center</wp:align>
+              </wp:positionH>
+              <wp:positionV relativeFrom="paragraph">
+                <wp:posOffset>390897</wp:posOffset>
+              </wp:positionV>
+              <wp:extent cx="4396105" cy="270510"/>
+              <wp:effectExtent l="0" t="0" r="0" b="0"/>
+              <wp:wrapSquare wrapText="bothSides"/>
+              <wp:docPr id="217" name="Text Box 2"/>
+              <wp:cNvGraphicFramePr>
+                <a:graphicFrameLocks xmlns:a="http://schemas.openxmlformats.org/drawingml/2006/main"/>
+              </wp:cNvGraphicFramePr>
+              <a:graphic xmlns:a="http://schemas.openxmlformats.org/drawingml/2006/main">
+                <a:graphicData uri="http://schemas.microsoft.com/office/word/2010/wordprocessingShape">
+                  <wps:wsp>
+                    <wps:cNvSpPr txBox="1">
+                      <a:spLocks noChangeArrowheads="1"/>
+                    </wps:cNvSpPr>
+                    <wps:spPr bwMode="auto">
+                      <a:xfrm>
+                        <a:off x="0" y="0"/>
+                        <a:ext cx="4396105" cy="270510"/>
+                      </a:xfrm>
+                      <a:prstGeom prst="rect">
+                        <a:avLst/>
+                      </a:prstGeom>
+                      <a:noFill/>
+                      <a:ln w="9525">
+                        <a:noFill/>
+                        <a:miter lim="800000"/>
+                        <a:headEnd/>
+                        <a:tailEnd/>
+                      </a:ln>
+                    </wps:spPr>
+                    <wps:txbx>
+                      <w:txbxContent>
+                        <w:p>
+                          <w:pPr>
+                            <w:pStyle w:val="Footer"/>
+                            <w:rPr>
+                              <w:rFonts w:asciiTheme="minorBidi" w:hAnsiTheme="minorBidi"/>
+                              <w:color w:val="BFBFBF" w:themeColor="background1" w:themeShade="BF"/>
+                              <w:sz w:val="20"/>
+                              <w:szCs w:val="20"/>
+                            </w:rPr>
+                          </w:pPr>
+                          <w:r>
+                            <w:rPr>
+                              <w:rFonts w:asciiTheme="minorBidi" w:hAnsiTheme="minorBidi"/>
+                              <w:color w:val="BFBFBF" w:themeColor="background1" w:themeShade="BF"/>
+                              <w:sz w:val="20"/>
+                              <w:szCs w:val="20"/>
+                            </w:rPr>
+                            <w:t>https://gssg.app/services/vhichelsfines/documentsview/print/class#1</w:t>
+                          </w:r>
+                        </w:p>
+                        <w:p/>
+                      </w:txbxContent>
+                    </wps:txbx>
+                    <wps:bodyPr rot="0" vert="horz" wrap="square" lIns="91440" tIns="45720" rIns="91440" bIns="45720" anchor="t" anchorCtr="0">
+                      <a:noAutofit/>
+                    </wps:bodyPr>
+                  </wps:wsp>
+                </a:graphicData>
+              </a:graphic>
+              <wp14:sizeRelH relativeFrom="margin">
+                <wp14:pctWidth>0</wp14:pctWidth>
+              </wp14:sizeRelH>
+              <wp14:sizeRelV relativeFrom="margin">
+                <wp14:pctHeight>0</wp14:pctHeight>
+              </wp14:sizeRelV>
+            </wp:anchor>
+          </w:drawing>
+        </mc:Choice>
+        <mc:Fallback>
+          <w:pict>
+            <v:shapetype w14:anchorId="275726DF" id="_x0000_t202" coordsize="21600,21600" o:spt="202" path="m,l,21600r21600,l21600,xe">
+              <v:stroke joinstyle="miter"/>
+              <v:path gradientshapeok="t" o:connecttype="rect"/>
+            </v:shapetype>
+            <v:shape id="Text Box 2" o:spid="_x0000_s1026" type="#_x0000_t202" style="position:absolute;margin-left:0;margin-top:30.8pt;width:346.15pt;height:21.3pt;z-index:251662336;visibility:visible;mso-wrap-style:square;mso-width-percent:0;mso-height-percent:0;mso-wrap-distance-left:9pt;mso-wrap-distance-top:3.6pt;mso-wrap-distance-right:9pt;mso-wrap-distance-bottom:3.6pt;mso-position-horizontal:center;mso-position-horizontal-relative:margin;mso-position-vertical:absolute;mso-position-vertical-relative:text;mso-width-percent:0;mso-height-percent:0;mso-width-relative:margin;mso-height-relative:margin;v-text-anchor:top" o:gfxdata="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" filled="f" stroked="f">
+              <v:textbox>
+                <w:txbxContent>
+                  <w:p>
+                    <w:pPr>
+                      <w:pStyle w:val="Footer"/>
+                      <w:rPr>
+                        <w:rFonts w:asciiTheme="minorBidi" w:hAnsiTheme="minorBidi"/>
+                        <w:color w:val="BFBFBF" w:themeColor="background1" w:themeShade="BF"/>
+                        <w:sz w:val="20"/>
+                        <w:szCs w:val="20"/>
+                      </w:rPr>
+                    </w:pPr>
+                    <w:r>
+                      <w:rPr>
+                        <w:rFonts w:asciiTheme="minorBidi" w:hAnsiTheme="minorBidi"/>
+                        <w:color w:val="BFBFBF" w:themeColor="background1" w:themeShade="BF"/>
+                        <w:sz w:val="20"/>
+                        <w:szCs w:val="20"/>
+                      </w:rPr>
+                      <w:t>https://gssg.app/services/vhichelsfines/documentsview/print/class#1</w:t>
+                    </w:r>
+                  </w:p>
+                  <w:p/>
+                </w:txbxContent>
+              </v:textbox>
+              <w10:wrap type="square" anchorx="margin"/>
+            </v:shape>
+          </w:pict>
+        </mc:Fallback>
+      </mc:AlternateContent>
+    </w:r>
+    <w:r>
+      <w:rPr>
         <w:rFonts w:cstheme="minorHAnsi"/>
         <w:noProof/>
         <w:sz w:val="52"/>
@@ -1149,13 +1178,13 @@
         <w:lang w:val="en-AE"/>
       </w:rPr>
       <w:drawing>
-        <wp:anchor distT="0" distB="0" distL="114300" distR="114300" simplePos="0" relativeHeight="251666432" behindDoc="0" locked="0" layoutInCell="1" allowOverlap="1" wp14:anchorId="21080586" wp14:editId="6FF5664D">
+        <wp:anchor distT="0" distB="0" distL="114300" distR="114300" simplePos="0" relativeHeight="251666432" behindDoc="0" locked="0" layoutInCell="1" allowOverlap="1" wp14:anchorId="21080586" wp14:editId="2A85EF9F">
           <wp:simplePos x="0" y="0"/>
-          <wp:positionH relativeFrom="column">
-            <wp:posOffset>2385695</wp:posOffset>
+          <wp:positionH relativeFrom="margin">
+            <wp:align>center</wp:align>
           </wp:positionH>
           <wp:positionV relativeFrom="paragraph">
-            <wp:posOffset>198755</wp:posOffset>
+            <wp:posOffset>198816</wp:posOffset>
           </wp:positionV>
           <wp:extent cx="1549867" cy="201295"/>
           <wp:effectExtent l="0" t="0" r="0" b="8255"/>
@@ -1186,7 +1215,7 @@
                 <pic:spPr>
                   <a:xfrm>
                     <a:off x="0" y="0"/>
-                    <a:ext cx="1579927" cy="205199"/>
+                    <a:ext cx="1549867" cy="201295"/>
                   </a:xfrm>
                   <a:prstGeom prst="rect">
                     <a:avLst/>
@@ -1206,88 +1235,21 @@
     </w:r>
     <w:r>
       <w:rPr>
-        <w:rFonts w:cstheme="minorHAnsi"/>
         <w:noProof/>
-        <w:sz w:val="52"/>
-        <w:szCs w:val="52"/>
-        <w:lang w:val="en-AE"/>
       </w:rPr>
       <mc:AlternateContent>
         <mc:Choice Requires="wps">
           <w:drawing>
-            <wp:anchor distT="0" distB="0" distL="114300" distR="114300" simplePos="0" relativeHeight="251667456" behindDoc="0" locked="0" layoutInCell="1" allowOverlap="1" wp14:anchorId="6D451ED1" wp14:editId="7B66E024">
+            <wp:anchor distT="45720" distB="45720" distL="114300" distR="114300" simplePos="0" relativeHeight="251664384" behindDoc="0" locked="0" layoutInCell="1" allowOverlap="1" wp14:anchorId="237B839A" wp14:editId="6D3F1724">
               <wp:simplePos x="0" y="0"/>
-              <wp:positionH relativeFrom="column">
-                <wp:posOffset>-630555</wp:posOffset>
+              <wp:positionH relativeFrom="page">
+                <wp:align>left</wp:align>
               </wp:positionH>
               <wp:positionV relativeFrom="paragraph">
-                <wp:posOffset>-330604</wp:posOffset>
-              </wp:positionV>
-              <wp:extent cx="7730836" cy="0"/>
-              <wp:effectExtent l="0" t="0" r="0" b="0"/>
-              <wp:wrapNone/>
-              <wp:docPr id="826903910" name="Straight Connector 6"/>
-              <wp:cNvGraphicFramePr/>
-              <a:graphic xmlns:a="http://schemas.openxmlformats.org/drawingml/2006/main">
-                <a:graphicData uri="http://schemas.microsoft.com/office/word/2010/wordprocessingShape">
-                  <wps:wsp>
-                    <wps:cNvCnPr/>
-                    <wps:spPr>
-                      <a:xfrm>
-                        <a:off x="0" y="0"/>
-                        <a:ext cx="7730836" cy="0"/>
-                      </a:xfrm>
-                      <a:prstGeom prst="line">
-                        <a:avLst/>
-                      </a:prstGeom>
-                    </wps:spPr>
-                    <wps:style>
-                      <a:lnRef idx="1">
-                        <a:schemeClr val="dk1"/>
-                      </a:lnRef>
-                      <a:fillRef idx="0">
-                        <a:schemeClr val="dk1"/>
-                      </a:fillRef>
-                      <a:effectRef idx="0">
-                        <a:schemeClr val="dk1"/>
-                      </a:effectRef>
-                      <a:fontRef idx="minor">
-                        <a:schemeClr val="tx1"/>
-                      </a:fontRef>
-                    </wps:style>
-                    <wps:bodyPr/>
-                  </wps:wsp>
-                </a:graphicData>
-              </a:graphic>
-            </wp:anchor>
-          </w:drawing>
-        </mc:Choice>
-        <mc:Fallback>
-          <w:pict>
-            <v:line w14:anchorId="425FD20F" id="Straight Connector 6" o:spid="_x0000_s1026" style="position:absolute;z-index:251667456;visibility:visible;mso-wrap-style:square;mso-wrap-distance-left:9pt;mso-wrap-distance-top:0;mso-wrap-distance-right:9pt;mso-wrap-distance-bottom:0;mso-position-horizontal:absolute;mso-position-horizontal-relative:text;mso-position-vertical:absolute;mso-position-vertical-relative:text" from="-49.65pt,-26.05pt" to="559.1pt,-26.05pt" o:gfxdata="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" strokecolor="black [3200]" strokeweight=".5pt">
-              <v:stroke joinstyle="miter"/>
-            </v:line>
-          </w:pict>
-        </mc:Fallback>
-      </mc:AlternateContent>
-    </w:r>
-    <w:r>
-      <w:rPr>
-        <w:noProof/>
-      </w:rPr>
-      <mc:AlternateContent>
-        <mc:Choice Requires="wps">
-          <w:drawing>
-            <wp:anchor distT="45720" distB="45720" distL="114300" distR="114300" simplePos="0" relativeHeight="251664384" behindDoc="0" locked="0" layoutInCell="1" allowOverlap="1" wp14:anchorId="237B839A" wp14:editId="289BB1AF">
-              <wp:simplePos x="0" y="0"/>
-              <wp:positionH relativeFrom="column">
-                <wp:posOffset>-557530</wp:posOffset>
-              </wp:positionH>
-              <wp:positionV relativeFrom="paragraph">
-                <wp:posOffset>-232410</wp:posOffset>
+                <wp:posOffset>-266916</wp:posOffset>
               </wp:positionV>
               <wp:extent cx="1594485" cy="1404620"/>
-              <wp:effectExtent l="0" t="0" r="0" b="6350"/>
+              <wp:effectExtent l="0" t="0" r="0" b="5715"/>
               <wp:wrapSquare wrapText="bothSides"/>
               <wp:docPr id="678348756" name="Text Box 2"/>
               <wp:cNvGraphicFramePr>
@@ -1372,11 +1334,7 @@
         </mc:Choice>
         <mc:Fallback>
           <w:pict>
-            <v:shapetype w14:anchorId="237B839A" id="_x0000_t202" coordsize="21600,21600" o:spt="202" path="m,l,21600r21600,l21600,xe">
-              <v:stroke joinstyle="miter"/>
-              <v:path gradientshapeok="t" o:connecttype="rect"/>
-            </v:shapetype>
-            <v:shape id="Text Box 2" o:spid="_x0000_s1026" type="#_x0000_t202" style="position:absolute;margin-left:-43.9pt;margin-top:-18.3pt;width:125.55pt;height:110.6pt;z-index:251664384;visibility:visible;mso-wrap-style:square;mso-width-percent:0;mso-height-percent:200;mso-wrap-distance-left:9pt;mso-wrap-distance-top:3.6pt;mso-wrap-distance-right:9pt;mso-wrap-distance-bottom:3.6pt;mso-position-horizontal:absolute;mso-position-horizontal-relative:text;mso-position-vertical:absolute;mso-position-vertical-relative:text;mso-width-percent:0;mso-height-percent:200;mso-width-relative:margin;mso-height-relative:margin;v-text-anchor:top" o:gfxdata="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" filled="f" stroked="f">
+            <v:shape w14:anchorId="237B839A" id="_x0000_s1027" type="#_x0000_t202" style="position:absolute;margin-left:0;margin-top:-21pt;width:125.55pt;height:110.6pt;z-index:251664384;visibility:visible;mso-wrap-style:square;mso-width-percent:0;mso-height-percent:200;mso-wrap-distance-left:9pt;mso-wrap-distance-top:3.6pt;mso-wrap-distance-right:9pt;mso-wrap-distance-bottom:3.6pt;mso-position-horizontal:left;mso-position-horizontal-relative:page;mso-position-vertical:absolute;mso-position-vertical-relative:text;mso-width-percent:0;mso-height-percent:200;mso-width-relative:margin;mso-height-relative:margin;v-text-anchor:top" o:gfxdata="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" filled="f" stroked="f">
               <v:textbox style="mso-fit-shape-to-text:t">
                 <w:txbxContent>
                   <w:p>
@@ -1417,7 +1375,7 @@
                   </w:p>
                 </w:txbxContent>
               </v:textbox>
-              <w10:wrap type="square"/>
+              <w10:wrap type="square" anchorx="page"/>
             </v:shape>
           </w:pict>
         </mc:Fallback>
@@ -1425,118 +1383,67 @@
     </w:r>
     <w:r>
       <w:rPr>
+        <w:rFonts w:cstheme="minorHAnsi"/>
         <w:noProof/>
+        <w:sz w:val="52"/>
+        <w:szCs w:val="52"/>
+        <w:lang w:val="en-AE"/>
       </w:rPr>
       <mc:AlternateContent>
         <mc:Choice Requires="wps">
           <w:drawing>
-            <wp:anchor distT="45720" distB="45720" distL="114300" distR="114300" simplePos="0" relativeHeight="251662336" behindDoc="0" locked="0" layoutInCell="1" allowOverlap="1" wp14:anchorId="275726DF" wp14:editId="3369DE49">
+            <wp:anchor distT="0" distB="0" distL="114300" distR="114300" simplePos="0" relativeHeight="251667456" behindDoc="0" locked="0" layoutInCell="1" allowOverlap="1" wp14:anchorId="6D451ED1" wp14:editId="7EBD6B38">
               <wp:simplePos x="0" y="0"/>
               <wp:positionH relativeFrom="column">
-                <wp:posOffset>1153693</wp:posOffset>
+                <wp:posOffset>-630555</wp:posOffset>
               </wp:positionH>
               <wp:positionV relativeFrom="paragraph">
-                <wp:posOffset>382270</wp:posOffset>
+                <wp:posOffset>-330604</wp:posOffset>
               </wp:positionV>
-              <wp:extent cx="4396105" cy="270510"/>
+              <wp:extent cx="7730836" cy="0"/>
               <wp:effectExtent l="0" t="0" r="0" b="0"/>
-              <wp:wrapSquare wrapText="bothSides"/>
-              <wp:docPr id="217" name="Text Box 2"/>
-              <wp:cNvGraphicFramePr>
-                <a:graphicFrameLocks xmlns:a="http://schemas.openxmlformats.org/drawingml/2006/main"/>
-              </wp:cNvGraphicFramePr>
+              <wp:wrapNone/>
+              <wp:docPr id="826903910" name="Straight Connector 6"/>
+              <wp:cNvGraphicFramePr/>
               <a:graphic xmlns:a="http://schemas.openxmlformats.org/drawingml/2006/main">
                 <a:graphicData uri="http://schemas.microsoft.com/office/word/2010/wordprocessingShape">
                   <wps:wsp>
-                    <wps:cNvSpPr txBox="1">
-                      <a:spLocks noChangeArrowheads="1"/>
-                    </wps:cNvSpPr>
-                    <wps:spPr bwMode="auto">
+                    <wps:cNvCnPr/>
+                    <wps:spPr>
                       <a:xfrm>
                         <a:off x="0" y="0"/>
-                        <a:ext cx="4396105" cy="270510"/>
+                        <a:ext cx="7730836" cy="0"/>
                       </a:xfrm>
-                      <a:prstGeom prst="rect">
+                      <a:prstGeom prst="line">
                         <a:avLst/>
                       </a:prstGeom>
-                      <a:noFill/>
-                      <a:ln w="9525">
-                        <a:noFill/>
-                        <a:miter lim="800000"/>
-                        <a:headEnd/>
-                        <a:tailEnd/>
-                      </a:ln>
                     </wps:spPr>
-                    <wps:txbx>
-                      <w:txbxContent>
-                        <w:p>
-                          <w:pPr>
-                            <w:pStyle w:val="Footer"/>
-                            <w:rPr>
-                              <w:rFonts w:asciiTheme="minorBidi" w:hAnsiTheme="minorBidi"/>
-                              <w:color w:val="BFBFBF" w:themeColor="background1" w:themeShade="BF"/>
-                              <w:sz w:val="20"/>
-                              <w:szCs w:val="20"/>
-                            </w:rPr>
-                          </w:pPr>
-                          <w:r>
-                            <w:rPr>
-                              <w:rFonts w:asciiTheme="minorBidi" w:hAnsiTheme="minorBidi"/>
-                              <w:color w:val="BFBFBF" w:themeColor="background1" w:themeShade="BF"/>
-                              <w:sz w:val="20"/>
-                              <w:szCs w:val="20"/>
-                            </w:rPr>
-                            <w:t>https://gssg.app/services/vhichelsfines/documentsview/print/class#1</w:t>
-                          </w:r>
-                        </w:p>
-                        <w:p/>
-                      </w:txbxContent>
-                    </wps:txbx>
-                    <wps:bodyPr rot="0" vert="horz" wrap="square" lIns="91440" tIns="45720" rIns="91440" bIns="45720" anchor="t" anchorCtr="0">
-                      <a:noAutofit/>
-                    </wps:bodyPr>
+                    <wps:style>
+                      <a:lnRef idx="1">
+                        <a:schemeClr val="dk1"/>
+                      </a:lnRef>
+                      <a:fillRef idx="0">
+                        <a:schemeClr val="dk1"/>
+                      </a:fillRef>
+                      <a:effectRef idx="0">
+                        <a:schemeClr val="dk1"/>
+                      </a:effectRef>
+                      <a:fontRef idx="minor">
+                        <a:schemeClr val="tx1"/>
+                      </a:fontRef>
+                    </wps:style>
+                    <wps:bodyPr/>
                   </wps:wsp>
                 </a:graphicData>
               </a:graphic>
-              <wp14:sizeRelH relativeFrom="margin">
-                <wp14:pctWidth>0</wp14:pctWidth>
-              </wp14:sizeRelH>
-              <wp14:sizeRelV relativeFrom="margin">
-                <wp14:pctHeight>0</wp14:pctHeight>
-              </wp14:sizeRelV>
             </wp:anchor>
           </w:drawing>
         </mc:Choice>
         <mc:Fallback>
           <w:pict>
-            <v:shape w14:anchorId="275726DF" id="_x0000_s1027" type="#_x0000_t202" style="position:absolute;margin-left:90.85pt;margin-top:30.1pt;width:346.15pt;height:21.3pt;z-index:251662336;visibility:visible;mso-wrap-style:square;mso-width-percent:0;mso-height-percent:0;mso-wrap-distance-left:9pt;mso-wrap-distance-top:3.6pt;mso-wrap-distance-right:9pt;mso-wrap-distance-bottom:3.6pt;mso-position-horizontal:absolute;mso-position-horizontal-relative:text;mso-position-vertical:absolute;mso-position-vertical-relative:text;mso-width-percent:0;mso-height-percent:0;mso-width-relative:margin;mso-height-relative:margin;v-text-anchor:top" o:gfxdata="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" filled="f" stroked="f">
-              <v:textbox>
-                <w:txbxContent>
-                  <w:p>
-                    <w:pPr>
-                      <w:pStyle w:val="Footer"/>
-                      <w:rPr>
-                        <w:rFonts w:asciiTheme="minorBidi" w:hAnsiTheme="minorBidi"/>
-                        <w:color w:val="BFBFBF" w:themeColor="background1" w:themeShade="BF"/>
-                        <w:sz w:val="20"/>
-                        <w:szCs w:val="20"/>
-                      </w:rPr>
-                    </w:pPr>
-                    <w:r>
-                      <w:rPr>
-                        <w:rFonts w:asciiTheme="minorBidi" w:hAnsiTheme="minorBidi"/>
-                        <w:color w:val="BFBFBF" w:themeColor="background1" w:themeShade="BF"/>
-                        <w:sz w:val="20"/>
-                        <w:szCs w:val="20"/>
-                      </w:rPr>
-                      <w:t>https://gssg.app/services/vhichelsfines/documentsview/print/class#1</w:t>
-                    </w:r>
-                  </w:p>
-                  <w:p/>
-                </w:txbxContent>
-              </v:textbox>
-              <w10:wrap type="square"/>
-            </v:shape>
+            <v:line w14:anchorId="5424811C" id="Straight Connector 6" o:spid="_x0000_s1026" style="position:absolute;z-index:251667456;visibility:visible;mso-wrap-style:square;mso-wrap-distance-left:9pt;mso-wrap-distance-top:0;mso-wrap-distance-right:9pt;mso-wrap-distance-bottom:0;mso-position-horizontal:absolute;mso-position-horizontal-relative:text;mso-position-vertical:absolute;mso-position-vertical-relative:text" from="-49.65pt,-26.05pt" to="559.1pt,-26.05pt" o:gfxdata="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" strokecolor="black [3200]" strokeweight=".5pt">
+              <v:stroke joinstyle="miter"/>
+            </v:line>
           </w:pict>
         </mc:Fallback>
       </mc:AlternateContent>
@@ -1738,10 +1645,9 @@
   <w:p>
     <w:pPr>
       <w:pStyle w:val="Header"/>
-      <w:ind w:left="4320"/>
-      <w:jc w:val="right"/>
-      <w:rPr>
-        <w:rFonts w:ascii="Courier New" w:hAnsi="Courier New" w:cs="Courier New" w:hint="cs"/>
+      <w:bidi/>
+      <w:rPr>
+        <w:rFonts w:ascii="Courier New" w:hAnsi="Courier New" w:cs="Courier New"/>
         <w:b/>
         <w:bCs/>
         <w:color w:val="000000" w:themeColor="text1"/>
@@ -1749,7 +1655,6 @@
         <w:szCs w:val="20"/>
         <w:lang w:bidi="ar-AE"/>
       </w:rPr>
-      <w:bidi/>
     </w:pPr>
     <w:r>
       <w:rPr>
@@ -1762,14 +1667,56 @@
         <w:rtl/>
         <w:lang w:val="en-AE" w:bidi="ar-AE"/>
       </w:rPr>
-      <w:t>الرقم: {{ ref }}</w:t>
+      <w:t xml:space="preserve">الرقم: </w:t>
+    </w:r>
+    <w:proofErr w:type="gramStart"/>
+    <w:r>
+      <w:rPr>
+        <w:rFonts w:ascii="Courier New" w:hAnsi="Courier New" w:cs="Courier New" w:hint="cs"/>
+        <w:b/>
+        <w:bCs/>
+        <w:color w:val="000000" w:themeColor="text1"/>
+        <w:sz w:val="20"/>
+        <w:szCs w:val="20"/>
+        <w:rtl/>
+        <w:lang w:val="en-AE" w:bidi="ar-AE"/>
+      </w:rPr>
+      <w:t xml:space="preserve">{{ </w:t>
+    </w:r>
+    <w:proofErr w:type="spellStart"/>
+    <w:r>
+      <w:rPr>
+        <w:rFonts w:ascii="Courier New" w:hAnsi="Courier New" w:cs="Courier New" w:hint="cs"/>
+        <w:b/>
+        <w:bCs/>
+        <w:color w:val="000000" w:themeColor="text1"/>
+        <w:sz w:val="20"/>
+        <w:szCs w:val="20"/>
+        <w:rtl/>
+        <w:lang w:val="en-AE" w:bidi="ar-AE"/>
+      </w:rPr>
+      <w:t>ref</w:t>
+    </w:r>
+    <w:proofErr w:type="spellEnd"/>
+    <w:proofErr w:type="gramEnd"/>
+    <w:r>
+      <w:rPr>
+        <w:rFonts w:ascii="Courier New" w:hAnsi="Courier New" w:cs="Courier New" w:hint="cs"/>
+        <w:b/>
+        <w:bCs/>
+        <w:color w:val="000000" w:themeColor="text1"/>
+        <w:sz w:val="20"/>
+        <w:szCs w:val="20"/>
+        <w:rtl/>
+        <w:lang w:val="en-AE" w:bidi="ar-AE"/>
+      </w:rPr>
+      <w:t xml:space="preserve"> }}</w:t>
     </w:r>
   </w:p>
   <w:p>
     <w:pPr>
       <w:pStyle w:val="Header"/>
-      <w:ind w:left="4320"/>
-      <w:jc w:val="right"/>
+      <w:bidi/>
       <w:rPr>
         <w:rFonts w:ascii="Courier New" w:hAnsi="Courier New" w:cs="Courier New"/>
         <w:b/>
@@ -1780,7 +1727,6 @@
         <w:rtl/>
         <w:lang w:bidi="ar-AE"/>
       </w:rPr>
-      <w:bidi/>
     </w:pPr>
     <w:r>
       <w:rPr>
@@ -1793,14 +1739,56 @@
         <w:rtl/>
         <w:lang w:bidi="ar-AE"/>
       </w:rPr>
-      <w:t>التاريخ: {{ today }}</w:t>
+      <w:t xml:space="preserve">التاريخ: </w:t>
+    </w:r>
+    <w:proofErr w:type="gramStart"/>
+    <w:r>
+      <w:rPr>
+        <w:rFonts w:ascii="Courier New" w:hAnsi="Courier New" w:cs="Courier New"/>
+        <w:b/>
+        <w:bCs/>
+        <w:color w:val="000000" w:themeColor="text1"/>
+        <w:sz w:val="20"/>
+        <w:szCs w:val="20"/>
+        <w:rtl/>
+        <w:lang w:bidi="ar-AE"/>
+      </w:rPr>
+      <w:t xml:space="preserve">{{ </w:t>
+    </w:r>
+    <w:proofErr w:type="spellStart"/>
+    <w:r>
+      <w:rPr>
+        <w:rFonts w:ascii="Courier New" w:hAnsi="Courier New" w:cs="Courier New"/>
+        <w:b/>
+        <w:bCs/>
+        <w:color w:val="000000" w:themeColor="text1"/>
+        <w:sz w:val="20"/>
+        <w:szCs w:val="20"/>
+        <w:rtl/>
+        <w:lang w:bidi="ar-AE"/>
+      </w:rPr>
+      <w:t>today</w:t>
+    </w:r>
+    <w:proofErr w:type="spellEnd"/>
+    <w:proofErr w:type="gramEnd"/>
+    <w:r>
+      <w:rPr>
+        <w:rFonts w:ascii="Courier New" w:hAnsi="Courier New" w:cs="Courier New"/>
+        <w:b/>
+        <w:bCs/>
+        <w:color w:val="000000" w:themeColor="text1"/>
+        <w:sz w:val="20"/>
+        <w:szCs w:val="20"/>
+        <w:rtl/>
+        <w:lang w:bidi="ar-AE"/>
+      </w:rPr>
+      <w:t xml:space="preserve"> }}</w:t>
     </w:r>
   </w:p>
   <w:p>
     <w:pPr>
       <w:pStyle w:val="Header"/>
-      <w:ind w:left="4320"/>
-      <w:jc w:val="right"/>
+      <w:bidi/>
       <w:rPr>
         <w:rFonts w:ascii="Courier New" w:hAnsi="Courier New" w:cs="Courier New"/>
         <w:b/>
@@ -1810,7 +1798,6 @@
         <w:szCs w:val="20"/>
         <w:lang w:bidi="ar-AE"/>
       </w:rPr>
-      <w:bidi/>
     </w:pPr>
     <w:r>
       <w:rPr>
@@ -1823,7 +1810,91 @@
         <w:rtl/>
         <w:lang w:bidi="ar-AE"/>
       </w:rPr>
-      <w:t>الموافق: {{ hijri_date }}</w:t>
+      <w:t xml:space="preserve">الموافق: </w:t>
+    </w:r>
+    <w:proofErr w:type="gramStart"/>
+    <w:r>
+      <w:rPr>
+        <w:rFonts w:ascii="Courier New" w:hAnsi="Courier New" w:cs="Courier New"/>
+        <w:b/>
+        <w:bCs/>
+        <w:color w:val="000000" w:themeColor="text1"/>
+        <w:sz w:val="20"/>
+        <w:szCs w:val="20"/>
+        <w:rtl/>
+        <w:lang w:bidi="ar-AE"/>
+      </w:rPr>
+      <w:t xml:space="preserve">{{ </w:t>
+    </w:r>
+    <w:proofErr w:type="spellStart"/>
+    <w:r>
+      <w:rPr>
+        <w:rFonts w:ascii="Courier New" w:hAnsi="Courier New" w:cs="Courier New"/>
+        <w:b/>
+        <w:bCs/>
+        <w:color w:val="000000" w:themeColor="text1"/>
+        <w:sz w:val="20"/>
+        <w:szCs w:val="20"/>
+        <w:rtl/>
+        <w:lang w:bidi="ar-AE"/>
+      </w:rPr>
+      <w:t>hijri</w:t>
+    </w:r>
+    <w:proofErr w:type="gramEnd"/>
+    <w:r>
+      <w:rPr>
+        <w:rFonts w:ascii="Courier New" w:hAnsi="Courier New" w:cs="Courier New"/>
+        <w:b/>
+        <w:bCs/>
+        <w:color w:val="000000" w:themeColor="text1"/>
+        <w:sz w:val="20"/>
+        <w:szCs w:val="20"/>
+        <w:rtl/>
+        <w:lang w:bidi="ar-AE"/>
+      </w:rPr>
+      <w:t>_</w:t>
+    </w:r>
+    <w:proofErr w:type="gramStart"/>
+    <w:r>
+      <w:rPr>
+        <w:rFonts w:ascii="Courier New" w:hAnsi="Courier New" w:cs="Courier New"/>
+        <w:b/>
+        <w:bCs/>
+        <w:color w:val="000000" w:themeColor="text1"/>
+        <w:sz w:val="20"/>
+        <w:szCs w:val="20"/>
+        <w:rtl/>
+        <w:lang w:bidi="ar-AE"/>
+      </w:rPr>
+      <w:t>date</w:t>
+    </w:r>
+    <w:proofErr w:type="spellEnd"/>
+    <w:r>
+      <w:rPr>
+        <w:rFonts w:ascii="Courier New" w:hAnsi="Courier New" w:cs="Courier New"/>
+        <w:b/>
+        <w:bCs/>
+        <w:color w:val="000000" w:themeColor="text1"/>
+        <w:sz w:val="20"/>
+        <w:szCs w:val="20"/>
+        <w:rtl/>
+        <w:lang w:bidi="ar-AE"/>
+      </w:rPr>
+      <w:t xml:space="preserve"> }</w:t>
+    </w:r>
+    <w:proofErr w:type="gramEnd"/>
+    <w:r>
+      <w:rPr>
+        <w:rFonts w:ascii="Courier New" w:hAnsi="Courier New" w:cs="Courier New"/>
+        <w:b/>
+        <w:bCs/>
+        <w:color w:val="000000" w:themeColor="text1"/>
+        <w:sz w:val="20"/>
+        <w:szCs w:val="20"/>
+        <w:rtl/>
+        <w:lang w:bidi="ar-AE"/>
+      </w:rPr>
+      <w:t>}</w:t>
     </w:r>
   </w:p>
   <w:p>
@@ -1852,13 +1923,13 @@
       <mc:AlternateContent>
         <mc:Choice Requires="wps">
           <w:drawing>
-            <wp:anchor distT="0" distB="0" distL="114300" distR="114300" simplePos="0" relativeHeight="251660288" behindDoc="0" locked="0" layoutInCell="1" allowOverlap="1" wp14:anchorId="2B96836C" wp14:editId="3901B8BC">
+            <wp:anchor distT="0" distB="0" distL="114300" distR="114300" simplePos="0" relativeHeight="251660288" behindDoc="0" locked="0" layoutInCell="1" allowOverlap="1" wp14:anchorId="2B96836C" wp14:editId="151A873F">
               <wp:simplePos x="0" y="0"/>
-              <wp:positionH relativeFrom="column">
-                <wp:posOffset>-242570</wp:posOffset>
+              <wp:positionH relativeFrom="margin">
+                <wp:align>right</wp:align>
               </wp:positionH>
               <wp:positionV relativeFrom="paragraph">
-                <wp:posOffset>88037</wp:posOffset>
+                <wp:posOffset>104883</wp:posOffset>
               </wp:positionV>
               <wp:extent cx="6825081" cy="0"/>
               <wp:effectExtent l="0" t="0" r="0" b="0"/>
@@ -1902,8 +1973,9 @@
         </mc:Choice>
         <mc:Fallback>
           <w:pict>
-            <v:line w14:anchorId="6916A385" id="Straight Connector 4" o:spid="_x0000_s1026" style="position:absolute;flip:x;z-index:251660288;visibility:visible;mso-wrap-style:square;mso-wrap-distance-left:9pt;mso-wrap-distance-top:0;mso-wrap-distance-right:9pt;mso-wrap-distance-bottom:0;mso-position-horizontal:absolute;mso-position-horizontal-relative:text;mso-position-vertical:absolute;mso-position-vertical-relative:text" from="-19.1pt,6.95pt" to="518.3pt,6.95pt" o:gfxdata="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" strokecolor="black [3200]" strokeweight=".5pt">
+            <v:line w14:anchorId="5766E8F9" id="Straight Connector 4" o:spid="_x0000_s1026" style="position:absolute;flip:x;z-index:251660288;visibility:visible;mso-wrap-style:square;mso-wrap-distance-left:9pt;mso-wrap-distance-top:0;mso-wrap-distance-right:9pt;mso-wrap-distance-bottom:0;mso-position-horizontal:right;mso-position-horizontal-relative:margin;mso-position-vertical:absolute;mso-position-vertical-relative:text" from="486.2pt,8.25pt" to="1023.6pt,8.25pt" o:gfxdata="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" strokecolor="black [3200]" strokeweight=".5pt">
               <v:stroke joinstyle="miter"/>
+              <w10:wrap anchorx="margin"/>
             </v:line>
           </w:pict>
         </mc:Fallback>
